--- a/DB_Utilization/260314-데이터베이스활용 2주차.docx
+++ b/DB_Utilization/260314-데이터베이스활용 2주차.docx
@@ -2310,7 +2310,6 @@
     <w:p>
       <w:pPr>
         <w:rPr>
-          <w:rFonts w:hint="eastAsia"/>
           <w:color w:val="000000" w:themeColor="text1"/>
           <w:sz w:val="24"/>
           <w:szCs w:val="24"/>
@@ -2419,7 +2418,6 @@
     <w:p>
       <w:pPr>
         <w:rPr>
-          <w:rFonts w:hint="eastAsia"/>
           <w:color w:val="000000" w:themeColor="text1"/>
           <w:sz w:val="24"/>
           <w:szCs w:val="24"/>
@@ -2869,7 +2867,6 @@
     <w:p>
       <w:pPr>
         <w:rPr>
-          <w:rFonts w:hint="eastAsia"/>
           <w:color w:val="000000" w:themeColor="text1"/>
           <w:sz w:val="24"/>
           <w:szCs w:val="24"/>
@@ -2996,7 +2993,6 @@
     <w:p>
       <w:pPr>
         <w:rPr>
-          <w:rFonts w:hint="eastAsia"/>
           <w:color w:val="000000" w:themeColor="text1"/>
           <w:sz w:val="24"/>
           <w:szCs w:val="24"/>
@@ -3023,7 +3019,6 @@
     <w:p>
       <w:pPr>
         <w:rPr>
-          <w:rFonts w:hint="eastAsia"/>
           <w:color w:val="000000" w:themeColor="text1"/>
           <w:sz w:val="24"/>
           <w:szCs w:val="24"/>
@@ -3250,7 +3245,6 @@
     <w:p>
       <w:pPr>
         <w:rPr>
-          <w:rFonts w:hint="eastAsia"/>
           <w:sz w:val="40"/>
           <w:szCs w:val="40"/>
         </w:rPr>
@@ -3378,7 +3372,6 @@
     <w:p>
       <w:pPr>
         <w:rPr>
-          <w:rFonts w:hint="eastAsia"/>
           <w:color w:val="000000" w:themeColor="text1"/>
           <w:sz w:val="24"/>
           <w:szCs w:val="24"/>
@@ -3406,7 +3399,6 @@
     <w:p>
       <w:pPr>
         <w:rPr>
-          <w:rFonts w:hint="eastAsia"/>
           <w:color w:val="000000" w:themeColor="text1"/>
           <w:sz w:val="24"/>
           <w:szCs w:val="24"/>
@@ -3441,6 +3433,7 @@
       </w:pPr>
       <w:r>
         <w:rPr>
+          <w:noProof/>
           <w:color w:val="000000" w:themeColor="text1"/>
           <w:sz w:val="24"/>
           <w:szCs w:val="24"/>
@@ -3709,7 +3702,6 @@
           <w:numId w:val="2"/>
         </w:numPr>
         <w:rPr>
-          <w:rFonts w:hint="eastAsia"/>
           <w:color w:val="000000" w:themeColor="text1"/>
           <w:sz w:val="24"/>
           <w:szCs w:val="24"/>
@@ -3748,7 +3740,6 @@
     <w:p>
       <w:pPr>
         <w:rPr>
-          <w:rFonts w:hint="eastAsia"/>
           <w:color w:val="000000" w:themeColor="text1"/>
           <w:sz w:val="24"/>
           <w:szCs w:val="24"/>
@@ -3761,10 +3752,10 @@
           <w:szCs w:val="24"/>
         </w:rPr>
         <w:drawing>
-          <wp:inline distT="0" distB="0" distL="0" distR="0" wp14:anchorId="1F1902C6" wp14:editId="323C4A14">
-            <wp:extent cx="5731510" cy="5072380"/>
-            <wp:effectExtent l="0" t="0" r="2540" b="0"/>
-            <wp:docPr id="2" name="그림 2"/>
+          <wp:inline distT="0" distB="0" distL="0" distR="0" wp14:anchorId="4EC4603A" wp14:editId="7F7A92E3">
+            <wp:extent cx="5731510" cy="4723130"/>
+            <wp:effectExtent l="0" t="0" r="2540" b="1270"/>
+            <wp:docPr id="3" name="그림 3"/>
             <wp:cNvGraphicFramePr>
               <a:graphicFrameLocks xmlns:a="http://schemas.openxmlformats.org/drawingml/2006/main" noChangeAspect="1"/>
             </wp:cNvGraphicFramePr>
@@ -3784,7 +3775,7 @@
                   <pic:spPr>
                     <a:xfrm>
                       <a:off x="0" y="0"/>
-                      <a:ext cx="5731510" cy="5072380"/>
+                      <a:ext cx="5731510" cy="4723130"/>
                     </a:xfrm>
                     <a:prstGeom prst="rect">
                       <a:avLst/>
@@ -4507,6 +4498,7 @@
   <w:style w:type="character" w:default="1" w:styleId="a0">
     <w:name w:val="Default Paragraph Font"/>
     <w:uiPriority w:val="1"/>
+    <w:semiHidden/>
     <w:unhideWhenUsed/>
   </w:style>
   <w:style w:type="table" w:default="1" w:styleId="a1">
